--- a/reports/hw07/Achutuni_HW7.docx
+++ b/reports/hw07/Achutuni_HW7.docx
@@ -280,7 +280,7 @@
           </w:tcPr>
           <w:p>
             <w:r>
-              <w:t>PLACEHOLDER_COMMIT_HASH</w:t>
+              <w:t>299fcbe52f530521cc5be077c4617ae95c22a075</w:t>
             </w:r>
           </w:p>
         </w:tc>

--- a/reports/hw07/Achutuni_HW7.docx
+++ b/reports/hw07/Achutuni_HW7.docx
@@ -311,7 +311,7 @@
       <w:r>
         <w:drawing>
           <wp:inline xmlns:a="http://schemas.openxmlformats.org/drawingml/2006/main" xmlns:pic="http://schemas.openxmlformats.org/drawingml/2006/picture">
-            <wp:extent cx="5760720" cy="1355464"/>
+            <wp:extent cx="5760720" cy="1236860"/>
             <wp:docPr id="1" name="Picture 1"/>
             <wp:cNvGraphicFramePr>
               <a:graphicFrameLocks noChangeAspect="1"/>
@@ -332,7 +332,7 @@
                   <pic:spPr>
                     <a:xfrm>
                       <a:off x="0" y="0"/>
-                      <a:ext cx="5760720" cy="1355464"/>
+                      <a:ext cx="5760720" cy="1236860"/>
                     </a:xfrm>
                     <a:prstGeom prst="rect"/>
                   </pic:spPr>
